--- a/Modelos/AP/FUNDEP/Declaração_coord_adm_FUNDEP.docx
+++ b/Modelos/AP/FUNDEP/Declaração_coord_adm_FUNDEP.docx
@@ -78,7 +78,7 @@
         <w:t xml:space="preserve">; bem como de suas alterações, para execução do </w:t>
       </w:r>
       <w:r>
-        <w:t>contrato</w:t>
+        <w:t>Acordo de Parceria</w:t>
       </w:r>
       <w:r>
         <w:t xml:space="preserve"> entre </w:t>
@@ -1039,8 +1039,17 @@
           <w:rFonts w:ascii="Times New Roman" w:hAnsi="Times New Roman"/>
           <w:sz w:val="20"/>
         </w:rPr>
-        <w:t xml:space="preserve"> contrato</w:t>
-      </w:r>
+        <w:t xml:space="preserve"> </w:t>
+      </w:r>
+      <w:r>
+        <w:rPr>
+          <w:rFonts w:ascii="Times New Roman" w:hAnsi="Times New Roman"/>
+          <w:sz w:val="20"/>
+        </w:rPr>
+        <w:t>Acordo de Parceria</w:t>
+      </w:r>
+      <w:bookmarkStart w:id="0" w:name="_GoBack"/>
+      <w:bookmarkEnd w:id="0"/>
       <w:r>
         <w:rPr>
           <w:rFonts w:ascii="Times New Roman" w:hAnsi="Times New Roman"/>
@@ -1199,8 +1208,6 @@
         <w:br/>
         <w:t xml:space="preserve">SIAPE: </w:t>
       </w:r>
-      <w:bookmarkStart w:id="0" w:name="_GoBack"/>
-      <w:bookmarkEnd w:id="0"/>
       <w:r>
         <w:t xml:space="preserve">{{ </w:t>
       </w:r>
